--- a/samples/20260506_Guidelines_KMDoc_Reference.docx
+++ b/samples/20260506_Guidelines_KMDoc_Reference.docx
@@ -7,57 +7,17 @@
         <w:pStyle w:val="Heading1"/>
       </w:pPr>
       <w:r>
-        <w:t>Cartouche de présentation du document</w:t>
+        <w:t>Métadonnées du document</w:t>
       </w:r>
     </w:p>
     <w:p>
       <w:r>
-        <w:t>Auteur* : Jane Doe (équipe Knowledge Management)</w:t>
+        <w:t>Auteur : Jane Doe (équipe Knowledge Management)</w:t>
       </w:r>
     </w:p>
     <w:p>
       <w:r>
-        <w:t>Email : jane.doe@interne.example</w:t>
-      </w:r>
-    </w:p>
-    <w:p>
-      <w:r>
-        <w:t>Equipe propriétaire du document* : KM (Knowledge Management) — direction Documentation</w:t>
-      </w:r>
-    </w:p>
-    <w:p>
-      <w:r>
-        <w:t>Thème du document* : Bonnes pratiques de rédaction documentaire</w:t>
-      </w:r>
-    </w:p>
-    <w:p>
-      <w:r>
-        <w:t>Type de document* : Guide de référence</w:t>
-      </w:r>
-    </w:p>
-    <w:p>
-      <w:r>
-        <w:t>Description succincte du document* : Référence interne pour la rédaction de notes documentaires.</w:t>
-      </w:r>
-    </w:p>
-    <w:p>
-      <w:r>
-        <w:t>Mot clés associés au document* : Knowledge Management, qualité, rédaction, structuration</w:t>
-      </w:r>
-    </w:p>
-    <w:p>
-      <w:r>
-        <w:t>Périmètre géographique* : France</w:t>
-      </w:r>
-    </w:p>
-    <w:p>
-      <w:r>
-        <w:t>Entité(s) opérationnelle(s) concernée(s)* : Toutes</w:t>
-      </w:r>
-    </w:p>
-    <w:p>
-      <w:r>
-        <w:t>Date d'échéance* : Décembre 2027</w:t>
+        <w:t>Sensibilité : Public</w:t>
       </w:r>
     </w:p>
     <w:p>
